--- a/Java Keyword/Keywords.docx
+++ b/Java Keyword/Keywords.docx
@@ -611,6 +611,1156 @@
       <w:proofErr w:type="gramEnd"/>
       <w:r>
         <w:t xml:space="preserve"> - Creates a while loop</w:t>
+      </w:r>
+    </w:p>
+    <w:p/>
+    <w:p>
+      <w:proofErr w:type="gramStart"/>
+      <w:r>
+        <w:t>public</w:t>
+      </w:r>
+      <w:proofErr w:type="gramEnd"/>
+      <w:r>
+        <w:t xml:space="preserve"> class Output{</w:t>
+      </w:r>
+    </w:p>
+    <w:p>
+      <w:r>
+        <w:tab/>
+      </w:r>
+      <w:proofErr w:type="gramStart"/>
+      <w:r>
+        <w:t>public</w:t>
+      </w:r>
+      <w:proofErr w:type="gramEnd"/>
+      <w:r>
+        <w:t xml:space="preserve"> static void main(String[] </w:t>
+      </w:r>
+      <w:proofErr w:type="spellStart"/>
+      <w:r>
+        <w:t>args</w:t>
+      </w:r>
+      <w:proofErr w:type="spellEnd"/>
+      <w:r>
+        <w:t>){</w:t>
+      </w:r>
+    </w:p>
+    <w:p>
+      <w:r>
+        <w:tab/>
+      </w:r>
+      <w:r>
+        <w:tab/>
+      </w:r>
+      <w:proofErr w:type="spellStart"/>
+      <w:proofErr w:type="gramStart"/>
+      <w:r>
+        <w:t>System.out.println</w:t>
+      </w:r>
+      <w:proofErr w:type="spellEnd"/>
+      <w:r>
+        <w:t>(</w:t>
+      </w:r>
+      <w:proofErr w:type="gramEnd"/>
+      <w:r>
+        <w:t>"abstract - Used to create incomplete classes and methods");</w:t>
+      </w:r>
+    </w:p>
+    <w:p>
+      <w:r>
+        <w:tab/>
+      </w:r>
+      <w:r>
+        <w:tab/>
+      </w:r>
+      <w:proofErr w:type="spellStart"/>
+      <w:proofErr w:type="gramStart"/>
+      <w:r>
+        <w:t>System.out.println</w:t>
+      </w:r>
+      <w:proofErr w:type="spellEnd"/>
+      <w:r>
+        <w:t>(</w:t>
+      </w:r>
+      <w:proofErr w:type="gramEnd"/>
+      <w:r>
+        <w:t>"assert - Used for debugging and testing assumptions");</w:t>
+      </w:r>
+    </w:p>
+    <w:p>
+      <w:r>
+        <w:tab/>
+      </w:r>
+      <w:r>
+        <w:tab/>
+      </w:r>
+      <w:proofErr w:type="spellStart"/>
+      <w:proofErr w:type="gramStart"/>
+      <w:r>
+        <w:t>System.out.println</w:t>
+      </w:r>
+      <w:proofErr w:type="spellEnd"/>
+      <w:r>
+        <w:t>(</w:t>
+      </w:r>
+      <w:proofErr w:type="gramEnd"/>
+      <w:r>
+        <w:t>"</w:t>
+      </w:r>
+      <w:proofErr w:type="spellStart"/>
+      <w:r>
+        <w:t>boolean</w:t>
+      </w:r>
+      <w:proofErr w:type="spellEnd"/>
+      <w:r>
+        <w:t xml:space="preserve"> - Used to store true or false values");</w:t>
+      </w:r>
+    </w:p>
+    <w:p>
+      <w:r>
+        <w:tab/>
+      </w:r>
+      <w:r>
+        <w:tab/>
+      </w:r>
+      <w:proofErr w:type="spellStart"/>
+      <w:proofErr w:type="gramStart"/>
+      <w:r>
+        <w:t>System.out.println</w:t>
+      </w:r>
+      <w:proofErr w:type="spellEnd"/>
+      <w:r>
+        <w:t>(</w:t>
+      </w:r>
+      <w:proofErr w:type="gramEnd"/>
+      <w:r>
+        <w:t>"break - Used to exit a loop or switch statement");</w:t>
+      </w:r>
+    </w:p>
+    <w:p>
+      <w:r>
+        <w:tab/>
+      </w:r>
+      <w:r>
+        <w:tab/>
+      </w:r>
+      <w:proofErr w:type="spellStart"/>
+      <w:proofErr w:type="gramStart"/>
+      <w:r>
+        <w:t>System.out.println</w:t>
+      </w:r>
+      <w:proofErr w:type="spellEnd"/>
+      <w:r>
+        <w:t>(</w:t>
+      </w:r>
+      <w:proofErr w:type="gramEnd"/>
+      <w:r>
+        <w:t>"byte - Used to store small integer values");</w:t>
+      </w:r>
+    </w:p>
+    <w:p>
+      <w:r>
+        <w:tab/>
+      </w:r>
+      <w:r>
+        <w:tab/>
+      </w:r>
+      <w:proofErr w:type="spellStart"/>
+      <w:proofErr w:type="gramStart"/>
+      <w:r>
+        <w:t>System.out.println</w:t>
+      </w:r>
+      <w:proofErr w:type="spellEnd"/>
+      <w:r>
+        <w:t>(</w:t>
+      </w:r>
+      <w:proofErr w:type="gramEnd"/>
+      <w:r>
+        <w:t>"case - Used in switch statements");</w:t>
+      </w:r>
+    </w:p>
+    <w:p>
+      <w:r>
+        <w:tab/>
+      </w:r>
+      <w:r>
+        <w:tab/>
+      </w:r>
+      <w:proofErr w:type="spellStart"/>
+      <w:proofErr w:type="gramStart"/>
+      <w:r>
+        <w:t>System.out.println</w:t>
+      </w:r>
+      <w:proofErr w:type="spellEnd"/>
+      <w:r>
+        <w:t>(</w:t>
+      </w:r>
+      <w:proofErr w:type="gramEnd"/>
+      <w:r>
+        <w:t>"catch - Used to handle exceptions");</w:t>
+      </w:r>
+    </w:p>
+    <w:p>
+      <w:r>
+        <w:tab/>
+      </w:r>
+      <w:r>
+        <w:tab/>
+      </w:r>
+      <w:proofErr w:type="spellStart"/>
+      <w:proofErr w:type="gramStart"/>
+      <w:r>
+        <w:t>System.out.println</w:t>
+      </w:r>
+      <w:proofErr w:type="spellEnd"/>
+      <w:r>
+        <w:t>(</w:t>
+      </w:r>
+      <w:proofErr w:type="gramEnd"/>
+      <w:r>
+        <w:t>"char - Used to store a single character");</w:t>
+      </w:r>
+    </w:p>
+    <w:p>
+      <w:r>
+        <w:tab/>
+      </w:r>
+      <w:r>
+        <w:tab/>
+      </w:r>
+      <w:proofErr w:type="spellStart"/>
+      <w:proofErr w:type="gramStart"/>
+      <w:r>
+        <w:t>System.out.println</w:t>
+      </w:r>
+      <w:proofErr w:type="spellEnd"/>
+      <w:r>
+        <w:t>(</w:t>
+      </w:r>
+      <w:proofErr w:type="gramEnd"/>
+      <w:r>
+        <w:t>"class - Used to define a class");</w:t>
+      </w:r>
+    </w:p>
+    <w:p>
+      <w:r>
+        <w:tab/>
+      </w:r>
+      <w:r>
+        <w:tab/>
+      </w:r>
+      <w:proofErr w:type="spellStart"/>
+      <w:proofErr w:type="gramStart"/>
+      <w:r>
+        <w:t>System.out.println</w:t>
+      </w:r>
+      <w:proofErr w:type="spellEnd"/>
+      <w:r>
+        <w:t>(</w:t>
+      </w:r>
+      <w:proofErr w:type="gramEnd"/>
+      <w:r>
+        <w:t>"continue - Used to skip to the next loop iteration");</w:t>
+      </w:r>
+    </w:p>
+    <w:p>
+      <w:r>
+        <w:tab/>
+      </w:r>
+      <w:r>
+        <w:tab/>
+      </w:r>
+      <w:proofErr w:type="spellStart"/>
+      <w:proofErr w:type="gramStart"/>
+      <w:r>
+        <w:t>System.out.println</w:t>
+      </w:r>
+      <w:proofErr w:type="spellEnd"/>
+      <w:r>
+        <w:t>(</w:t>
+      </w:r>
+      <w:proofErr w:type="gramEnd"/>
+      <w:r>
+        <w:t>"default - Used as the default case in switch");</w:t>
+      </w:r>
+    </w:p>
+    <w:p>
+      <w:r>
+        <w:tab/>
+      </w:r>
+      <w:r>
+        <w:tab/>
+      </w:r>
+      <w:proofErr w:type="spellStart"/>
+      <w:proofErr w:type="gramStart"/>
+      <w:r>
+        <w:t>System.out.println</w:t>
+      </w:r>
+      <w:proofErr w:type="spellEnd"/>
+      <w:r>
+        <w:t>(</w:t>
+      </w:r>
+      <w:proofErr w:type="gramEnd"/>
+      <w:r>
+        <w:t>"do - Used in do-while loops");</w:t>
+      </w:r>
+    </w:p>
+    <w:p>
+      <w:r>
+        <w:tab/>
+      </w:r>
+      <w:r>
+        <w:tab/>
+      </w:r>
+      <w:proofErr w:type="spellStart"/>
+      <w:proofErr w:type="gramStart"/>
+      <w:r>
+        <w:t>System.out.println</w:t>
+      </w:r>
+      <w:proofErr w:type="spellEnd"/>
+      <w:r>
+        <w:t>(</w:t>
+      </w:r>
+      <w:proofErr w:type="gramEnd"/>
+      <w:r>
+        <w:t>"double - Used to store decimal numbers");</w:t>
+      </w:r>
+    </w:p>
+    <w:p>
+      <w:r>
+        <w:tab/>
+      </w:r>
+      <w:r>
+        <w:tab/>
+      </w:r>
+      <w:proofErr w:type="spellStart"/>
+      <w:proofErr w:type="gramStart"/>
+      <w:r>
+        <w:t>System.out.println</w:t>
+      </w:r>
+      <w:proofErr w:type="spellEnd"/>
+      <w:r>
+        <w:t>(</w:t>
+      </w:r>
+      <w:proofErr w:type="gramEnd"/>
+      <w:r>
+        <w:t>"else - Used when an if condition is false");</w:t>
+      </w:r>
+    </w:p>
+    <w:p>
+      <w:r>
+        <w:tab/>
+      </w:r>
+      <w:r>
+        <w:tab/>
+      </w:r>
+      <w:proofErr w:type="spellStart"/>
+      <w:proofErr w:type="gramStart"/>
+      <w:r>
+        <w:t>System.out.println</w:t>
+      </w:r>
+      <w:proofErr w:type="spellEnd"/>
+      <w:r>
+        <w:t>(</w:t>
+      </w:r>
+      <w:proofErr w:type="gramEnd"/>
+      <w:r>
+        <w:t>"</w:t>
+      </w:r>
+      <w:proofErr w:type="spellStart"/>
+      <w:r>
+        <w:t>enum</w:t>
+      </w:r>
+      <w:proofErr w:type="spellEnd"/>
+      <w:r>
+        <w:t xml:space="preserve"> - Used to define a fixed set of constants");</w:t>
+      </w:r>
+    </w:p>
+    <w:p>
+      <w:r>
+        <w:tab/>
+      </w:r>
+      <w:r>
+        <w:tab/>
+      </w:r>
+      <w:proofErr w:type="spellStart"/>
+      <w:proofErr w:type="gramStart"/>
+      <w:r>
+        <w:t>System.out.println</w:t>
+      </w:r>
+      <w:proofErr w:type="spellEnd"/>
+      <w:r>
+        <w:t>(</w:t>
+      </w:r>
+      <w:proofErr w:type="gramEnd"/>
+      <w:r>
+        <w:t>"extends - Used for inheritance");</w:t>
+      </w:r>
+    </w:p>
+    <w:p>
+      <w:r>
+        <w:tab/>
+      </w:r>
+      <w:r>
+        <w:tab/>
+      </w:r>
+      <w:proofErr w:type="spellStart"/>
+      <w:proofErr w:type="gramStart"/>
+      <w:r>
+        <w:t>System.out.println</w:t>
+      </w:r>
+      <w:proofErr w:type="spellEnd"/>
+      <w:r>
+        <w:t>(</w:t>
+      </w:r>
+      <w:proofErr w:type="gramEnd"/>
+      <w:r>
+        <w:t>"final - Used to prevent modification");</w:t>
+      </w:r>
+    </w:p>
+    <w:p>
+      <w:r>
+        <w:tab/>
+      </w:r>
+      <w:r>
+        <w:tab/>
+      </w:r>
+      <w:proofErr w:type="spellStart"/>
+      <w:proofErr w:type="gramStart"/>
+      <w:r>
+        <w:t>System.out.println</w:t>
+      </w:r>
+      <w:proofErr w:type="spellEnd"/>
+      <w:r>
+        <w:t>(</w:t>
+      </w:r>
+      <w:proofErr w:type="gramEnd"/>
+      <w:r>
+        <w:t>"finally - Used to execute code after try-catch");</w:t>
+      </w:r>
+    </w:p>
+    <w:p>
+      <w:r>
+        <w:tab/>
+      </w:r>
+      <w:r>
+        <w:tab/>
+      </w:r>
+      <w:proofErr w:type="spellStart"/>
+      <w:proofErr w:type="gramStart"/>
+      <w:r>
+        <w:t>System.out.println</w:t>
+      </w:r>
+      <w:proofErr w:type="spellEnd"/>
+      <w:r>
+        <w:t>(</w:t>
+      </w:r>
+      <w:proofErr w:type="gramEnd"/>
+      <w:r>
+        <w:t>"float - Used to store decimal values");</w:t>
+      </w:r>
+    </w:p>
+    <w:p>
+      <w:r>
+        <w:tab/>
+      </w:r>
+      <w:r>
+        <w:tab/>
+      </w:r>
+      <w:proofErr w:type="spellStart"/>
+      <w:proofErr w:type="gramStart"/>
+      <w:r>
+        <w:t>System.out.println</w:t>
+      </w:r>
+      <w:proofErr w:type="spellEnd"/>
+      <w:r>
+        <w:t>(</w:t>
+      </w:r>
+      <w:proofErr w:type="gramEnd"/>
+      <w:r>
+        <w:t>"for - Used to create loops");</w:t>
+      </w:r>
+    </w:p>
+    <w:p>
+      <w:r>
+        <w:tab/>
+      </w:r>
+      <w:r>
+        <w:tab/>
+      </w:r>
+      <w:proofErr w:type="spellStart"/>
+      <w:proofErr w:type="gramStart"/>
+      <w:r>
+        <w:t>System.out.println</w:t>
+      </w:r>
+      <w:proofErr w:type="spellEnd"/>
+      <w:r>
+        <w:t>(</w:t>
+      </w:r>
+      <w:proofErr w:type="gramEnd"/>
+      <w:r>
+        <w:t>"if - Used for decision making");</w:t>
+      </w:r>
+    </w:p>
+    <w:p>
+      <w:r>
+        <w:tab/>
+      </w:r>
+      <w:r>
+        <w:tab/>
+      </w:r>
+      <w:proofErr w:type="spellStart"/>
+      <w:proofErr w:type="gramStart"/>
+      <w:r>
+        <w:t>System.out.println</w:t>
+      </w:r>
+      <w:proofErr w:type="spellEnd"/>
+      <w:r>
+        <w:t>(</w:t>
+      </w:r>
+      <w:proofErr w:type="gramEnd"/>
+      <w:r>
+        <w:t>"implements - Used to implement interfaces");</w:t>
+      </w:r>
+    </w:p>
+    <w:p>
+      <w:r>
+        <w:tab/>
+      </w:r>
+      <w:r>
+        <w:tab/>
+      </w:r>
+      <w:proofErr w:type="spellStart"/>
+      <w:proofErr w:type="gramStart"/>
+      <w:r>
+        <w:t>System.out.println</w:t>
+      </w:r>
+      <w:proofErr w:type="spellEnd"/>
+      <w:r>
+        <w:t>(</w:t>
+      </w:r>
+      <w:proofErr w:type="gramEnd"/>
+      <w:r>
+        <w:t>"import - Used to include packages");</w:t>
+      </w:r>
+    </w:p>
+    <w:p>
+      <w:r>
+        <w:tab/>
+      </w:r>
+      <w:r>
+        <w:tab/>
+      </w:r>
+      <w:proofErr w:type="spellStart"/>
+      <w:proofErr w:type="gramStart"/>
+      <w:r>
+        <w:t>System.out.println</w:t>
+      </w:r>
+      <w:proofErr w:type="spellEnd"/>
+      <w:r>
+        <w:t>(</w:t>
+      </w:r>
+      <w:proofErr w:type="gramEnd"/>
+      <w:r>
+        <w:t>"</w:t>
+      </w:r>
+      <w:proofErr w:type="spellStart"/>
+      <w:r>
+        <w:t>instanceof</w:t>
+      </w:r>
+      <w:proofErr w:type="spellEnd"/>
+      <w:r>
+        <w:t xml:space="preserve"> - Used to test object types");</w:t>
+      </w:r>
+    </w:p>
+    <w:p>
+      <w:r>
+        <w:tab/>
+      </w:r>
+      <w:r>
+        <w:tab/>
+      </w:r>
+      <w:proofErr w:type="spellStart"/>
+      <w:proofErr w:type="gramStart"/>
+      <w:r>
+        <w:t>System.out.println</w:t>
+      </w:r>
+      <w:proofErr w:type="spellEnd"/>
+      <w:r>
+        <w:t>(</w:t>
+      </w:r>
+      <w:proofErr w:type="gramEnd"/>
+      <w:r>
+        <w:t>"</w:t>
+      </w:r>
+      <w:proofErr w:type="spellStart"/>
+      <w:r>
+        <w:t>int</w:t>
+      </w:r>
+      <w:proofErr w:type="spellEnd"/>
+      <w:r>
+        <w:t xml:space="preserve"> - Used to store integers");</w:t>
+      </w:r>
+    </w:p>
+    <w:p>
+      <w:r>
+        <w:lastRenderedPageBreak/>
+        <w:tab/>
+      </w:r>
+      <w:r>
+        <w:tab/>
+      </w:r>
+      <w:proofErr w:type="spellStart"/>
+      <w:proofErr w:type="gramStart"/>
+      <w:r>
+        <w:t>System.out.println</w:t>
+      </w:r>
+      <w:proofErr w:type="spellEnd"/>
+      <w:r>
+        <w:t>(</w:t>
+      </w:r>
+      <w:proofErr w:type="gramEnd"/>
+      <w:r>
+        <w:t>"interface - Used to define a contract for classes");</w:t>
+      </w:r>
+    </w:p>
+    <w:p>
+      <w:r>
+        <w:tab/>
+      </w:r>
+      <w:r>
+        <w:tab/>
+      </w:r>
+      <w:proofErr w:type="spellStart"/>
+      <w:proofErr w:type="gramStart"/>
+      <w:r>
+        <w:t>System.out.println</w:t>
+      </w:r>
+      <w:proofErr w:type="spellEnd"/>
+      <w:r>
+        <w:t>(</w:t>
+      </w:r>
+      <w:proofErr w:type="gramEnd"/>
+      <w:r>
+        <w:t>"long - Used to store large integers");</w:t>
+      </w:r>
+    </w:p>
+    <w:p>
+      <w:r>
+        <w:tab/>
+      </w:r>
+      <w:r>
+        <w:tab/>
+      </w:r>
+      <w:proofErr w:type="spellStart"/>
+      <w:proofErr w:type="gramStart"/>
+      <w:r>
+        <w:t>System.out.println</w:t>
+      </w:r>
+      <w:proofErr w:type="spellEnd"/>
+      <w:r>
+        <w:t>(</w:t>
+      </w:r>
+      <w:proofErr w:type="gramEnd"/>
+      <w:r>
+        <w:t>"native - Used to call non-Java code");</w:t>
+      </w:r>
+    </w:p>
+    <w:p>
+      <w:r>
+        <w:tab/>
+      </w:r>
+      <w:r>
+        <w:tab/>
+      </w:r>
+      <w:proofErr w:type="spellStart"/>
+      <w:proofErr w:type="gramStart"/>
+      <w:r>
+        <w:t>System.out.println</w:t>
+      </w:r>
+      <w:proofErr w:type="spellEnd"/>
+      <w:r>
+        <w:t>(</w:t>
+      </w:r>
+      <w:proofErr w:type="gramEnd"/>
+      <w:r>
+        <w:t>"new - Used to create objects");</w:t>
+      </w:r>
+    </w:p>
+    <w:p>
+      <w:r>
+        <w:tab/>
+      </w:r>
+      <w:r>
+        <w:tab/>
+      </w:r>
+      <w:proofErr w:type="spellStart"/>
+      <w:proofErr w:type="gramStart"/>
+      <w:r>
+        <w:t>System.out.println</w:t>
+      </w:r>
+      <w:proofErr w:type="spellEnd"/>
+      <w:r>
+        <w:t>(</w:t>
+      </w:r>
+      <w:proofErr w:type="gramEnd"/>
+      <w:r>
+        <w:t>"package - Used to organize classes");</w:t>
+      </w:r>
+    </w:p>
+    <w:p>
+      <w:r>
+        <w:tab/>
+      </w:r>
+      <w:r>
+        <w:tab/>
+      </w:r>
+      <w:proofErr w:type="spellStart"/>
+      <w:proofErr w:type="gramStart"/>
+      <w:r>
+        <w:t>System.out.println</w:t>
+      </w:r>
+      <w:proofErr w:type="spellEnd"/>
+      <w:r>
+        <w:t>(</w:t>
+      </w:r>
+      <w:proofErr w:type="gramEnd"/>
+      <w:r>
+        <w:t>"private - Used to restrict access");</w:t>
+      </w:r>
+    </w:p>
+    <w:p>
+      <w:r>
+        <w:tab/>
+      </w:r>
+      <w:r>
+        <w:tab/>
+      </w:r>
+      <w:proofErr w:type="spellStart"/>
+      <w:proofErr w:type="gramStart"/>
+      <w:r>
+        <w:t>System.out.println</w:t>
+      </w:r>
+      <w:proofErr w:type="spellEnd"/>
+      <w:r>
+        <w:t>(</w:t>
+      </w:r>
+      <w:proofErr w:type="gramEnd"/>
+      <w:r>
+        <w:t>"protected - Used for controlled access");</w:t>
+      </w:r>
+    </w:p>
+    <w:p>
+      <w:r>
+        <w:tab/>
+      </w:r>
+      <w:r>
+        <w:tab/>
+      </w:r>
+      <w:proofErr w:type="spellStart"/>
+      <w:proofErr w:type="gramStart"/>
+      <w:r>
+        <w:t>System.out.println</w:t>
+      </w:r>
+      <w:proofErr w:type="spellEnd"/>
+      <w:r>
+        <w:t>(</w:t>
+      </w:r>
+      <w:proofErr w:type="gramEnd"/>
+      <w:r>
+        <w:t>"public - Used to allow access from anywhere");</w:t>
+      </w:r>
+    </w:p>
+    <w:p>
+      <w:r>
+        <w:tab/>
+      </w:r>
+      <w:r>
+        <w:tab/>
+      </w:r>
+      <w:proofErr w:type="spellStart"/>
+      <w:proofErr w:type="gramStart"/>
+      <w:r>
+        <w:t>System.out.println</w:t>
+      </w:r>
+      <w:proofErr w:type="spellEnd"/>
+      <w:r>
+        <w:t>(</w:t>
+      </w:r>
+      <w:proofErr w:type="gramEnd"/>
+      <w:r>
+        <w:t>"return - Used to return a value from a method");</w:t>
+      </w:r>
+    </w:p>
+    <w:p>
+      <w:r>
+        <w:tab/>
+      </w:r>
+      <w:r>
+        <w:tab/>
+      </w:r>
+      <w:proofErr w:type="spellStart"/>
+      <w:proofErr w:type="gramStart"/>
+      <w:r>
+        <w:t>System.out.println</w:t>
+      </w:r>
+      <w:proofErr w:type="spellEnd"/>
+      <w:r>
+        <w:t>(</w:t>
+      </w:r>
+      <w:proofErr w:type="gramEnd"/>
+      <w:r>
+        <w:t>"short - Used to store small integers");</w:t>
+      </w:r>
+    </w:p>
+    <w:p>
+      <w:r>
+        <w:tab/>
+      </w:r>
+      <w:r>
+        <w:tab/>
+      </w:r>
+      <w:proofErr w:type="spellStart"/>
+      <w:proofErr w:type="gramStart"/>
+      <w:r>
+        <w:t>System.out.println</w:t>
+      </w:r>
+      <w:proofErr w:type="spellEnd"/>
+      <w:r>
+        <w:t>(</w:t>
+      </w:r>
+      <w:proofErr w:type="gramEnd"/>
+      <w:r>
+        <w:t>"static - Used for class-level members");</w:t>
+      </w:r>
+    </w:p>
+    <w:p>
+      <w:r>
+        <w:tab/>
+      </w:r>
+      <w:r>
+        <w:tab/>
+      </w:r>
+      <w:proofErr w:type="spellStart"/>
+      <w:proofErr w:type="gramStart"/>
+      <w:r>
+        <w:t>System.out.println</w:t>
+      </w:r>
+      <w:proofErr w:type="spellEnd"/>
+      <w:r>
+        <w:t>(</w:t>
+      </w:r>
+      <w:proofErr w:type="gramEnd"/>
+      <w:r>
+        <w:t>"</w:t>
+      </w:r>
+      <w:proofErr w:type="spellStart"/>
+      <w:r>
+        <w:t>strictfp</w:t>
+      </w:r>
+      <w:proofErr w:type="spellEnd"/>
+      <w:r>
+        <w:t xml:space="preserve"> - Used for floating-point consistency");</w:t>
+      </w:r>
+    </w:p>
+    <w:p>
+      <w:r>
+        <w:tab/>
+      </w:r>
+      <w:r>
+        <w:tab/>
+      </w:r>
+      <w:proofErr w:type="spellStart"/>
+      <w:proofErr w:type="gramStart"/>
+      <w:r>
+        <w:t>System.out.println</w:t>
+      </w:r>
+      <w:proofErr w:type="spellEnd"/>
+      <w:r>
+        <w:t>(</w:t>
+      </w:r>
+      <w:proofErr w:type="gramEnd"/>
+      <w:r>
+        <w:t>"super - Used to refer to parent class members");</w:t>
+      </w:r>
+    </w:p>
+    <w:p>
+      <w:r>
+        <w:tab/>
+      </w:r>
+      <w:r>
+        <w:tab/>
+      </w:r>
+      <w:proofErr w:type="spellStart"/>
+      <w:proofErr w:type="gramStart"/>
+      <w:r>
+        <w:t>System.out.println</w:t>
+      </w:r>
+      <w:proofErr w:type="spellEnd"/>
+      <w:r>
+        <w:t>(</w:t>
+      </w:r>
+      <w:proofErr w:type="gramEnd"/>
+      <w:r>
+        <w:t>"switch - Used for multiple selections");</w:t>
+      </w:r>
+    </w:p>
+    <w:p>
+      <w:r>
+        <w:tab/>
+      </w:r>
+      <w:r>
+        <w:tab/>
+      </w:r>
+      <w:proofErr w:type="spellStart"/>
+      <w:proofErr w:type="gramStart"/>
+      <w:r>
+        <w:t>System.out.println</w:t>
+      </w:r>
+      <w:proofErr w:type="spellEnd"/>
+      <w:r>
+        <w:t>(</w:t>
+      </w:r>
+      <w:proofErr w:type="gramEnd"/>
+      <w:r>
+        <w:t>"synchronized - Used for thread safety");</w:t>
+      </w:r>
+    </w:p>
+    <w:p>
+      <w:r>
+        <w:tab/>
+      </w:r>
+      <w:r>
+        <w:tab/>
+      </w:r>
+      <w:proofErr w:type="spellStart"/>
+      <w:proofErr w:type="gramStart"/>
+      <w:r>
+        <w:t>System.out.println</w:t>
+      </w:r>
+      <w:proofErr w:type="spellEnd"/>
+      <w:r>
+        <w:t>(</w:t>
+      </w:r>
+      <w:proofErr w:type="gramEnd"/>
+      <w:r>
+        <w:t>"this - Used to refer to the current object");</w:t>
+      </w:r>
+    </w:p>
+    <w:p>
+      <w:r>
+        <w:tab/>
+      </w:r>
+      <w:r>
+        <w:tab/>
+      </w:r>
+      <w:proofErr w:type="spellStart"/>
+      <w:proofErr w:type="gramStart"/>
+      <w:r>
+        <w:t>System.out.println</w:t>
+      </w:r>
+      <w:proofErr w:type="spellEnd"/>
+      <w:r>
+        <w:t>(</w:t>
+      </w:r>
+      <w:proofErr w:type="gramEnd"/>
+      <w:r>
+        <w:t>"throw - Used to throw exceptions");</w:t>
+      </w:r>
+    </w:p>
+    <w:p>
+      <w:r>
+        <w:tab/>
+      </w:r>
+      <w:r>
+        <w:tab/>
+      </w:r>
+      <w:proofErr w:type="spellStart"/>
+      <w:proofErr w:type="gramStart"/>
+      <w:r>
+        <w:t>System.out.println</w:t>
+      </w:r>
+      <w:proofErr w:type="spellEnd"/>
+      <w:r>
+        <w:t>(</w:t>
+      </w:r>
+      <w:proofErr w:type="gramEnd"/>
+      <w:r>
+        <w:t>"throws - Used to declare exceptions");</w:t>
+      </w:r>
+    </w:p>
+    <w:p>
+      <w:r>
+        <w:tab/>
+      </w:r>
+      <w:r>
+        <w:tab/>
+      </w:r>
+      <w:proofErr w:type="spellStart"/>
+      <w:proofErr w:type="gramStart"/>
+      <w:r>
+        <w:t>System.out.println</w:t>
+      </w:r>
+      <w:proofErr w:type="spellEnd"/>
+      <w:r>
+        <w:t>(</w:t>
+      </w:r>
+      <w:proofErr w:type="gramEnd"/>
+      <w:r>
+        <w:t>"transient - Used to exclude fields from serialization");</w:t>
+      </w:r>
+    </w:p>
+    <w:p>
+      <w:r>
+        <w:tab/>
+      </w:r>
+      <w:r>
+        <w:tab/>
+      </w:r>
+      <w:proofErr w:type="spellStart"/>
+      <w:proofErr w:type="gramStart"/>
+      <w:r>
+        <w:t>System.out.println</w:t>
+      </w:r>
+      <w:proofErr w:type="spellEnd"/>
+      <w:r>
+        <w:t>(</w:t>
+      </w:r>
+      <w:proofErr w:type="gramEnd"/>
+      <w:r>
+        <w:t>"try - Used to handle exceptions");</w:t>
+      </w:r>
+    </w:p>
+    <w:p>
+      <w:r>
+        <w:tab/>
+      </w:r>
+      <w:r>
+        <w:tab/>
+      </w:r>
+      <w:proofErr w:type="spellStart"/>
+      <w:proofErr w:type="gramStart"/>
+      <w:r>
+        <w:t>System.out.println</w:t>
+      </w:r>
+      <w:proofErr w:type="spellEnd"/>
+      <w:r>
+        <w:t>(</w:t>
+      </w:r>
+      <w:proofErr w:type="gramEnd"/>
+      <w:r>
+        <w:t>"void - Used when no value is returned");</w:t>
+      </w:r>
+    </w:p>
+    <w:p>
+      <w:r>
+        <w:tab/>
+      </w:r>
+      <w:r>
+        <w:tab/>
+      </w:r>
+      <w:proofErr w:type="spellStart"/>
+      <w:proofErr w:type="gramStart"/>
+      <w:r>
+        <w:t>System.out.println</w:t>
+      </w:r>
+      <w:proofErr w:type="spellEnd"/>
+      <w:r>
+        <w:t>(</w:t>
+      </w:r>
+      <w:proofErr w:type="gramEnd"/>
+      <w:r>
+        <w:t>"volatile - Used for thread-safe variables");</w:t>
+      </w:r>
+    </w:p>
+    <w:p>
+      <w:r>
+        <w:tab/>
+      </w:r>
+      <w:r>
+        <w:tab/>
+      </w:r>
+      <w:proofErr w:type="spellStart"/>
+      <w:proofErr w:type="gramStart"/>
+      <w:r>
+        <w:t>System.out.println</w:t>
+      </w:r>
+      <w:proofErr w:type="spellEnd"/>
+      <w:r>
+        <w:t>(</w:t>
+      </w:r>
+      <w:proofErr w:type="gramEnd"/>
+      <w:r>
+        <w:t>"while - Used to create loops");</w:t>
+      </w:r>
+    </w:p>
+    <w:p>
+      <w:r>
+        <w:tab/>
+      </w:r>
+      <w:r>
+        <w:tab/>
+      </w:r>
+      <w:proofErr w:type="spellStart"/>
+      <w:proofErr w:type="gramStart"/>
+      <w:r>
+        <w:t>System.out.println</w:t>
+      </w:r>
+      <w:proofErr w:type="spellEnd"/>
+      <w:r>
+        <w:t>(</w:t>
+      </w:r>
+      <w:proofErr w:type="gramEnd"/>
+      <w:r>
+        <w:t xml:space="preserve">"true - Represents a true </w:t>
+      </w:r>
+      <w:proofErr w:type="spellStart"/>
+      <w:r>
+        <w:t>boolean</w:t>
+      </w:r>
+      <w:proofErr w:type="spellEnd"/>
+      <w:r>
+        <w:t xml:space="preserve"> value");</w:t>
+      </w:r>
+    </w:p>
+    <w:p>
+      <w:r>
+        <w:tab/>
+      </w:r>
+      <w:r>
+        <w:tab/>
+      </w:r>
+      <w:proofErr w:type="spellStart"/>
+      <w:proofErr w:type="gramStart"/>
+      <w:r>
+        <w:t>System.out.println</w:t>
+      </w:r>
+      <w:proofErr w:type="spellEnd"/>
+      <w:r>
+        <w:t>(</w:t>
+      </w:r>
+      <w:proofErr w:type="gramEnd"/>
+      <w:r>
+        <w:t xml:space="preserve">"false - Represents a false </w:t>
+      </w:r>
+      <w:proofErr w:type="spellStart"/>
+      <w:r>
+        <w:t>boolean</w:t>
+      </w:r>
+      <w:proofErr w:type="spellEnd"/>
+      <w:r>
+        <w:t xml:space="preserve"> value");</w:t>
+      </w:r>
+    </w:p>
+    <w:p>
+      <w:r>
+        <w:tab/>
+        <w:t>}</w:t>
+      </w:r>
+    </w:p>
+    <w:p>
+      <w:r>
+        <w:t>}</w:t>
       </w:r>
       <w:bookmarkStart w:id="0" w:name="_GoBack"/>
       <w:bookmarkEnd w:id="0"/>
